--- a/companies/calderwood-partners/People/2014.06.22 - Onboarding - Melissa Casey.docx
+++ b/companies/calderwood-partners/People/2014.06.22 - Onboarding - Melissa Casey.docx
@@ -7,27 +7,27 @@
         <w:pStyle w:val="Heading1"/>
       </w:pPr>
       <w:r>
-        <w:t>New in Advisory: Melissa Casey</w:t>
+        <w:t>Welcome to the Advisory Practice: Melissa Casey</w:t>
       </w:r>
     </w:p>
     <w:p>
       <w:r>
-        <w:t>We have added Melissa Casey to the Advisory practice as a Research Associate. Her ground is comparables and reference work: finding the companies, transactions, and published sources that let an engagement measure a client against something real, and turning that material into a form the team can actually use. It is easy to gather comparables and hard to make them legible. We hired her because she does the second part, organizing what she finds into a few clear themes and giving each the one-line summary that tells a partner what it means before they read the detail. That habit of leading with the point and letting the backup sit behind it is exactly the register the practice writes in.</w:t>
+        <w:t>Welcome to Calderwood Partners, Melissa Casey. You are joining us as a Research Associate in the Advisory practice, and while I will spare you the usual speech about how glad we are to have you, I do mean it, and I would rather spend these few lines telling you plainly what the role asks. Much of your work will sit on the deck-building side of an engagement, turning a team's analysis into exhibits and keeping a status pack consistent from one page to the next, which can sound like production work until you have watched a decision turn on whether a single chart was labeled honestly.</w:t>
       </w:r>
     </w:p>
     <w:p>
       <w:r>
-        <w:t>Melissa reports to Jason Torres, Principal. He will hand her the early assignments and set priorities when more than one team is asking at once. If two requests collide, that is Jason's call to make, not hers to guess; where something sits above what he can settle, my door is open. She and Jason should plan to check in briefly through the first weeks, so the flow of work finds a steady rhythm rather than arriving in bursts.</w:t>
+        <w:t>You will report to Jason Torres, Principal, who will set your assignments and be your first reader on the material you prepare, and you will find that he holds the same view I do about sourcing: an exhibit whose numbers cannot be traced back to where they came from is not finished, however handsome it looks on the page. Your care about labels, footnotes, and sources is exactly the temperament the role rewards, and I mention it deliberately, because the firm presents its engagements to clients as representative examples and never as more than they are, and that honesty has to hold at the level of the individual chart or it holds nowhere at all.</w:t>
       </w:r>
     </w:p>
     <w:p>
       <w:r>
-        <w:t>The first two weeks are for orientation more than output. I would have her read a few recent engagements end to end, so she can see how comparables were chosen and framed once they reached a client deliverable, and spend time with the sources we lean on most. Operations will square away her systems and equipment in the first days. Her seat is with the rest of Advisory, which is deliberate: most of what she needs to learn about how we work she will pick up from the people around her, not from any written guide. She should also treat the reference material she gathers as client-confidential from the outset, since a good deal of it is.</w:t>
+        <w:t>As for the first weeks, human resources will have your paperwork and systems access ready on your first morning, and Jason will place you on a live engagement in your first days so that you learn our conventions on real deliverables rather than in the abstract. Through the opening month I would ask that you lean toward asking when a source is unclear rather than assuming your way past it, since an uncertain figure is quickly settled with a question and a good deal more costly to discover only after a client has the exhibit in hand.</w:t>
       </w:r>
     </w:p>
     <w:p>
       <w:r>
-        <w:t>A word on the standard we hold this work to. A comparable set is only as good as its honesty about fit, and the useful skill is knowing when a tidy analogy does not actually hold. She should flag those cases plainly rather than let a clean-looking exhibit carry more weight than it has earned. That instinct is worth more to us than polish, and it is the standard Julie Ramsey holds the practice to. Please make a point of introducing yourselves to her this week; the practice is easier to learn from the inside than from any handbook.</w:t>
+        <w:t>The first thing I would like you to do is meet with Jason Torres this week to go over the engagement he has in mind and to settle how the two of you will work; anything outside that, or that you would sooner raise apart from your reporting line, bring to me. I am Julie Ramsey, and the firm is the better for your having joined it.</w:t>
       </w:r>
     </w:p>
     <w:sectPr>
